--- a/docs/Extras/SD2_S26/Research/Computer/Documentation for Raspberry Pi Gateway Installtion.docx
+++ b/docs/Extras/SD2_S26/Research/Computer/Documentation for Raspberry Pi Gateway Installtion.docx
@@ -72,7 +72,7 @@
     </w:p>
     <w:sdt>
       <w:sdtPr>
-        <w:id w:val="1982580233"/>
+        <w:id w:val="1724150963"/>
         <w:docPartObj>
           <w:docPartGallery w:val="Table of Contents"/>
           <w:docPartUnique w:val="1"/>
